--- a/output/CCAMLR SoE Fisheries.docx
+++ b/output/CCAMLR SoE Fisheries.docx
@@ -32,7 +32,7 @@
               <a:graphicData uri="http://schemas.openxmlformats.org/drawingml/2006/picture">
                 <pic:pic>
                   <pic:nvPicPr>
-                    <pic:cNvPr descr="C:/Users/ANTNZDEV/michaelmeredythyoung/data_processing/nzaea/figurescharts_area-1.png" id="22" name="Picture"/>
+                    <pic:cNvPr descr="C:/Users/ANTNZDEV/michaelmeredythyoung/github/ccamlr_soe_fisheries/output/figurescharts_area-1.png" id="22" name="Picture"/>
                     <pic:cNvPicPr>
                       <a:picLocks noChangeArrowheads="1" noChangeAspect="1"/>
                     </pic:cNvPicPr>
@@ -74,7 +74,7 @@
               <a:graphicData uri="http://schemas.openxmlformats.org/drawingml/2006/picture">
                 <pic:pic>
                   <pic:nvPicPr>
-                    <pic:cNvPr descr="C:/Users/ANTNZDEV/michaelmeredythyoung/data_processing/nzaea/figurescharts_area-2.png" id="25" name="Picture"/>
+                    <pic:cNvPr descr="C:/Users/ANTNZDEV/michaelmeredythyoung/github/ccamlr_soe_fisheries/output/figurescharts_area-2.png" id="25" name="Picture"/>
                     <pic:cNvPicPr>
                       <a:picLocks noChangeArrowheads="1" noChangeAspect="1"/>
                     </pic:cNvPicPr>
@@ -116,7 +116,7 @@
               <a:graphicData uri="http://schemas.openxmlformats.org/drawingml/2006/picture">
                 <pic:pic>
                   <pic:nvPicPr>
-                    <pic:cNvPr descr="C:/Users/ANTNZDEV/michaelmeredythyoung/data_processing/nzaea/figurescharts_area-3.png" id="28" name="Picture"/>
+                    <pic:cNvPr descr="C:/Users/ANTNZDEV/michaelmeredythyoung/github/ccamlr_soe_fisheries/output/figurescharts_area-3.png" id="28" name="Picture"/>
                     <pic:cNvPicPr>
                       <a:picLocks noChangeArrowheads="1" noChangeAspect="1"/>
                     </pic:cNvPicPr>
@@ -158,7 +158,7 @@
               <a:graphicData uri="http://schemas.openxmlformats.org/drawingml/2006/picture">
                 <pic:pic>
                   <pic:nvPicPr>
-                    <pic:cNvPr descr="C:/Users/ANTNZDEV/michaelmeredythyoung/data_processing/nzaea/figurescharts_area-4.png" id="31" name="Picture"/>
+                    <pic:cNvPr descr="C:/Users/ANTNZDEV/michaelmeredythyoung/github/ccamlr_soe_fisheries/output/figurescharts_area-4.png" id="31" name="Picture"/>
                     <pic:cNvPicPr>
                       <a:picLocks noChangeArrowheads="1" noChangeAspect="1"/>
                     </pic:cNvPicPr>
@@ -200,7 +200,7 @@
               <a:graphicData uri="http://schemas.openxmlformats.org/drawingml/2006/picture">
                 <pic:pic>
                   <pic:nvPicPr>
-                    <pic:cNvPr descr="C:/Users/ANTNZDEV/michaelmeredythyoung/data_processing/nzaea/figurescharts_area-5.png" id="34" name="Picture"/>
+                    <pic:cNvPr descr="C:/Users/ANTNZDEV/michaelmeredythyoung/github/ccamlr_soe_fisheries/output/figurescharts_area-5.png" id="34" name="Picture"/>
                     <pic:cNvPicPr>
                       <a:picLocks noChangeArrowheads="1" noChangeAspect="1"/>
                     </pic:cNvPicPr>
@@ -242,7 +242,7 @@
               <a:graphicData uri="http://schemas.openxmlformats.org/drawingml/2006/picture">
                 <pic:pic>
                   <pic:nvPicPr>
-                    <pic:cNvPr descr="C:/Users/ANTNZDEV/michaelmeredythyoung/data_processing/nzaea/figurescharts_area-6.png" id="37" name="Picture"/>
+                    <pic:cNvPr descr="C:/Users/ANTNZDEV/michaelmeredythyoung/github/ccamlr_soe_fisheries/output/figurescharts_area-6.png" id="37" name="Picture"/>
                     <pic:cNvPicPr>
                       <a:picLocks noChangeArrowheads="1" noChangeAspect="1"/>
                     </pic:cNvPicPr>
@@ -284,7 +284,7 @@
               <a:graphicData uri="http://schemas.openxmlformats.org/drawingml/2006/picture">
                 <pic:pic>
                   <pic:nvPicPr>
-                    <pic:cNvPr descr="C:/Users/ANTNZDEV/michaelmeredythyoung/data_processing/nzaea/figurescharts_area-7.png" id="40" name="Picture"/>
+                    <pic:cNvPr descr="C:/Users/ANTNZDEV/michaelmeredythyoung/github/ccamlr_soe_fisheries/output/figurescharts_area-7.png" id="40" name="Picture"/>
                     <pic:cNvPicPr>
                       <a:picLocks noChangeArrowheads="1" noChangeAspect="1"/>
                     </pic:cNvPicPr>
@@ -326,7 +326,7 @@
               <a:graphicData uri="http://schemas.openxmlformats.org/drawingml/2006/picture">
                 <pic:pic>
                   <pic:nvPicPr>
-                    <pic:cNvPr descr="C:/Users/ANTNZDEV/michaelmeredythyoung/data_processing/nzaea/figurescharts_area-8.png" id="43" name="Picture"/>
+                    <pic:cNvPr descr="C:/Users/ANTNZDEV/michaelmeredythyoung/github/ccamlr_soe_fisheries/output/figurescharts_area-8.png" id="43" name="Picture"/>
                     <pic:cNvPicPr>
                       <a:picLocks noChangeArrowheads="1" noChangeAspect="1"/>
                     </pic:cNvPicPr>
@@ -368,7 +368,7 @@
               <a:graphicData uri="http://schemas.openxmlformats.org/drawingml/2006/picture">
                 <pic:pic>
                   <pic:nvPicPr>
-                    <pic:cNvPr descr="C:/Users/ANTNZDEV/michaelmeredythyoung/data_processing/nzaea/figurescharts_area-9.png" id="46" name="Picture"/>
+                    <pic:cNvPr descr="C:/Users/ANTNZDEV/michaelmeredythyoung/github/ccamlr_soe_fisheries/output/figurescharts_area-9.png" id="46" name="Picture"/>
                     <pic:cNvPicPr>
                       <a:picLocks noChangeArrowheads="1" noChangeAspect="1"/>
                     </pic:cNvPicPr>
@@ -410,7 +410,7 @@
               <a:graphicData uri="http://schemas.openxmlformats.org/drawingml/2006/picture">
                 <pic:pic>
                   <pic:nvPicPr>
-                    <pic:cNvPr descr="C:/Users/ANTNZDEV/michaelmeredythyoung/data_processing/nzaea/figurescharts_area-10.png" id="49" name="Picture"/>
+                    <pic:cNvPr descr="C:/Users/ANTNZDEV/michaelmeredythyoung/github/ccamlr_soe_fisheries/output/figurescharts_area-10.png" id="49" name="Picture"/>
                     <pic:cNvPicPr>
                       <a:picLocks noChangeArrowheads="1" noChangeAspect="1"/>
                     </pic:cNvPicPr>
@@ -452,7 +452,7 @@
               <a:graphicData uri="http://schemas.openxmlformats.org/drawingml/2006/picture">
                 <pic:pic>
                   <pic:nvPicPr>
-                    <pic:cNvPr descr="C:/Users/ANTNZDEV/michaelmeredythyoung/data_processing/nzaea/figurescharts_area-11.png" id="52" name="Picture"/>
+                    <pic:cNvPr descr="C:/Users/ANTNZDEV/michaelmeredythyoung/github/ccamlr_soe_fisheries/output/figurescharts_area-11.png" id="52" name="Picture"/>
                     <pic:cNvPicPr>
                       <a:picLocks noChangeArrowheads="1" noChangeAspect="1"/>
                     </pic:cNvPicPr>
@@ -494,7 +494,7 @@
               <a:graphicData uri="http://schemas.openxmlformats.org/drawingml/2006/picture">
                 <pic:pic>
                   <pic:nvPicPr>
-                    <pic:cNvPr descr="C:/Users/ANTNZDEV/michaelmeredythyoung/data_processing/nzaea/figurescharts_area-12.png" id="55" name="Picture"/>
+                    <pic:cNvPr descr="C:/Users/ANTNZDEV/michaelmeredythyoung/github/ccamlr_soe_fisheries/output/figurescharts_area-12.png" id="55" name="Picture"/>
                     <pic:cNvPicPr>
                       <a:picLocks noChangeArrowheads="1" noChangeAspect="1"/>
                     </pic:cNvPicPr>
@@ -536,7 +536,7 @@
               <a:graphicData uri="http://schemas.openxmlformats.org/drawingml/2006/picture">
                 <pic:pic>
                   <pic:nvPicPr>
-                    <pic:cNvPr descr="C:/Users/ANTNZDEV/michaelmeredythyoung/data_processing/nzaea/figurescharts_area-13.png" id="58" name="Picture"/>
+                    <pic:cNvPr descr="C:/Users/ANTNZDEV/michaelmeredythyoung/github/ccamlr_soe_fisheries/output/figurescharts_area-13.png" id="58" name="Picture"/>
                     <pic:cNvPicPr>
                       <a:picLocks noChangeArrowheads="1" noChangeAspect="1"/>
                     </pic:cNvPicPr>
@@ -578,7 +578,7 @@
               <a:graphicData uri="http://schemas.openxmlformats.org/drawingml/2006/picture">
                 <pic:pic>
                   <pic:nvPicPr>
-                    <pic:cNvPr descr="C:/Users/ANTNZDEV/michaelmeredythyoung/data_processing/nzaea/figurescharts_area-14.png" id="61" name="Picture"/>
+                    <pic:cNvPr descr="C:/Users/ANTNZDEV/michaelmeredythyoung/github/ccamlr_soe_fisheries/output/figurescharts_area-14.png" id="61" name="Picture"/>
                     <pic:cNvPicPr>
                       <a:picLocks noChangeArrowheads="1" noChangeAspect="1"/>
                     </pic:cNvPicPr>
@@ -620,7 +620,7 @@
               <a:graphicData uri="http://schemas.openxmlformats.org/drawingml/2006/picture">
                 <pic:pic>
                   <pic:nvPicPr>
-                    <pic:cNvPr descr="C:/Users/ANTNZDEV/michaelmeredythyoung/data_processing/nzaea/figurescharts_area-15.png" id="64" name="Picture"/>
+                    <pic:cNvPr descr="C:/Users/ANTNZDEV/michaelmeredythyoung/github/ccamlr_soe_fisheries/output/figurescharts_area-15.png" id="64" name="Picture"/>
                     <pic:cNvPicPr>
                       <a:picLocks noChangeArrowheads="1" noChangeAspect="1"/>
                     </pic:cNvPicPr>
@@ -662,7 +662,7 @@
               <a:graphicData uri="http://schemas.openxmlformats.org/drawingml/2006/picture">
                 <pic:pic>
                   <pic:nvPicPr>
-                    <pic:cNvPr descr="C:/Users/ANTNZDEV/michaelmeredythyoung/data_processing/nzaea/figurescharts_area-16.png" id="67" name="Picture"/>
+                    <pic:cNvPr descr="C:/Users/ANTNZDEV/michaelmeredythyoung/github/ccamlr_soe_fisheries/output/figurescharts_area-16.png" id="67" name="Picture"/>
                     <pic:cNvPicPr>
                       <a:picLocks noChangeArrowheads="1" noChangeAspect="1"/>
                     </pic:cNvPicPr>
@@ -704,7 +704,7 @@
               <a:graphicData uri="http://schemas.openxmlformats.org/drawingml/2006/picture">
                 <pic:pic>
                   <pic:nvPicPr>
-                    <pic:cNvPr descr="C:/Users/ANTNZDEV/michaelmeredythyoung/data_processing/nzaea/figurescharts_area-17.png" id="70" name="Picture"/>
+                    <pic:cNvPr descr="C:/Users/ANTNZDEV/michaelmeredythyoung/github/ccamlr_soe_fisheries/output/figurescharts_area-17.png" id="70" name="Picture"/>
                     <pic:cNvPicPr>
                       <a:picLocks noChangeArrowheads="1" noChangeAspect="1"/>
                     </pic:cNvPicPr>
@@ -746,7 +746,7 @@
               <a:graphicData uri="http://schemas.openxmlformats.org/drawingml/2006/picture">
                 <pic:pic>
                   <pic:nvPicPr>
-                    <pic:cNvPr descr="C:/Users/ANTNZDEV/michaelmeredythyoung/data_processing/nzaea/figurescharts_area-18.png" id="73" name="Picture"/>
+                    <pic:cNvPr descr="C:/Users/ANTNZDEV/michaelmeredythyoung/github/ccamlr_soe_fisheries/output/figurescharts_area-18.png" id="73" name="Picture"/>
                     <pic:cNvPicPr>
                       <a:picLocks noChangeArrowheads="1" noChangeAspect="1"/>
                     </pic:cNvPicPr>
@@ -788,7 +788,7 @@
               <a:graphicData uri="http://schemas.openxmlformats.org/drawingml/2006/picture">
                 <pic:pic>
                   <pic:nvPicPr>
-                    <pic:cNvPr descr="C:/Users/ANTNZDEV/michaelmeredythyoung/data_processing/nzaea/figurescharts_area-19.png" id="76" name="Picture"/>
+                    <pic:cNvPr descr="C:/Users/ANTNZDEV/michaelmeredythyoung/github/ccamlr_soe_fisheries/output/figurescharts_area-19.png" id="76" name="Picture"/>
                     <pic:cNvPicPr>
                       <a:picLocks noChangeArrowheads="1" noChangeAspect="1"/>
                     </pic:cNvPicPr>
@@ -830,7 +830,7 @@
               <a:graphicData uri="http://schemas.openxmlformats.org/drawingml/2006/picture">
                 <pic:pic>
                   <pic:nvPicPr>
-                    <pic:cNvPr descr="C:/Users/ANTNZDEV/michaelmeredythyoung/data_processing/nzaea/figurescharts_area-20.png" id="79" name="Picture"/>
+                    <pic:cNvPr descr="C:/Users/ANTNZDEV/michaelmeredythyoung/github/ccamlr_soe_fisheries/output/figurescharts_area-20.png" id="79" name="Picture"/>
                     <pic:cNvPicPr>
                       <a:picLocks noChangeArrowheads="1" noChangeAspect="1"/>
                     </pic:cNvPicPr>
@@ -872,7 +872,7 @@
               <a:graphicData uri="http://schemas.openxmlformats.org/drawingml/2006/picture">
                 <pic:pic>
                   <pic:nvPicPr>
-                    <pic:cNvPr descr="C:/Users/ANTNZDEV/michaelmeredythyoung/data_processing/nzaea/figurescharts_area-21.png" id="82" name="Picture"/>
+                    <pic:cNvPr descr="C:/Users/ANTNZDEV/michaelmeredythyoung/github/ccamlr_soe_fisheries/output/figurescharts_area-21.png" id="82" name="Picture"/>
                     <pic:cNvPicPr>
                       <a:picLocks noChangeArrowheads="1" noChangeAspect="1"/>
                     </pic:cNvPicPr>
@@ -914,7 +914,7 @@
               <a:graphicData uri="http://schemas.openxmlformats.org/drawingml/2006/picture">
                 <pic:pic>
                   <pic:nvPicPr>
-                    <pic:cNvPr descr="C:/Users/ANTNZDEV/michaelmeredythyoung/data_processing/nzaea/figurescharts_area-22.png" id="85" name="Picture"/>
+                    <pic:cNvPr descr="C:/Users/ANTNZDEV/michaelmeredythyoung/github/ccamlr_soe_fisheries/output/figurescharts_area-22.png" id="85" name="Picture"/>
                     <pic:cNvPicPr>
                       <a:picLocks noChangeArrowheads="1" noChangeAspect="1"/>
                     </pic:cNvPicPr>
@@ -956,7 +956,7 @@
               <a:graphicData uri="http://schemas.openxmlformats.org/drawingml/2006/picture">
                 <pic:pic>
                   <pic:nvPicPr>
-                    <pic:cNvPr descr="C:/Users/ANTNZDEV/michaelmeredythyoung/data_processing/nzaea/figurescharts_area-23.png" id="88" name="Picture"/>
+                    <pic:cNvPr descr="C:/Users/ANTNZDEV/michaelmeredythyoung/github/ccamlr_soe_fisheries/output/figurescharts_area-23.png" id="88" name="Picture"/>
                     <pic:cNvPicPr>
                       <a:picLocks noChangeArrowheads="1" noChangeAspect="1"/>
                     </pic:cNvPicPr>
@@ -998,7 +998,7 @@
               <a:graphicData uri="http://schemas.openxmlformats.org/drawingml/2006/picture">
                 <pic:pic>
                   <pic:nvPicPr>
-                    <pic:cNvPr descr="C:/Users/ANTNZDEV/michaelmeredythyoung/data_processing/nzaea/figurescharts_area-24.png" id="91" name="Picture"/>
+                    <pic:cNvPr descr="C:/Users/ANTNZDEV/michaelmeredythyoung/github/ccamlr_soe_fisheries/output/figurescharts_area-24.png" id="91" name="Picture"/>
                     <pic:cNvPicPr>
                       <a:picLocks noChangeArrowheads="1" noChangeAspect="1"/>
                     </pic:cNvPicPr>
@@ -1040,7 +1040,7 @@
               <a:graphicData uri="http://schemas.openxmlformats.org/drawingml/2006/picture">
                 <pic:pic>
                   <pic:nvPicPr>
-                    <pic:cNvPr descr="C:/Users/ANTNZDEV/michaelmeredythyoung/data_processing/nzaea/figurescharts_area-25.png" id="94" name="Picture"/>
+                    <pic:cNvPr descr="C:/Users/ANTNZDEV/michaelmeredythyoung/github/ccamlr_soe_fisheries/output/figurescharts_area-25.png" id="94" name="Picture"/>
                     <pic:cNvPicPr>
                       <a:picLocks noChangeArrowheads="1" noChangeAspect="1"/>
                     </pic:cNvPicPr>
@@ -1082,7 +1082,7 @@
               <a:graphicData uri="http://schemas.openxmlformats.org/drawingml/2006/picture">
                 <pic:pic>
                   <pic:nvPicPr>
-                    <pic:cNvPr descr="C:/Users/ANTNZDEV/michaelmeredythyoung/data_processing/nzaea/figurescharts_area-26.png" id="97" name="Picture"/>
+                    <pic:cNvPr descr="C:/Users/ANTNZDEV/michaelmeredythyoung/github/ccamlr_soe_fisheries/output/figurescharts_area-26.png" id="97" name="Picture"/>
                     <pic:cNvPicPr>
                       <a:picLocks noChangeArrowheads="1" noChangeAspect="1"/>
                     </pic:cNvPicPr>
@@ -1124,7 +1124,7 @@
               <a:graphicData uri="http://schemas.openxmlformats.org/drawingml/2006/picture">
                 <pic:pic>
                   <pic:nvPicPr>
-                    <pic:cNvPr descr="C:/Users/ANTNZDEV/michaelmeredythyoung/data_processing/nzaea/figurescharts_area-27.png" id="100" name="Picture"/>
+                    <pic:cNvPr descr="C:/Users/ANTNZDEV/michaelmeredythyoung/github/ccamlr_soe_fisheries/output/figurescharts_area-27.png" id="100" name="Picture"/>
                     <pic:cNvPicPr>
                       <a:picLocks noChangeArrowheads="1" noChangeAspect="1"/>
                     </pic:cNvPicPr>
@@ -1166,7 +1166,7 @@
               <a:graphicData uri="http://schemas.openxmlformats.org/drawingml/2006/picture">
                 <pic:pic>
                   <pic:nvPicPr>
-                    <pic:cNvPr descr="C:/Users/ANTNZDEV/michaelmeredythyoung/data_processing/nzaea/figurescharts_area-28.png" id="103" name="Picture"/>
+                    <pic:cNvPr descr="C:/Users/ANTNZDEV/michaelmeredythyoung/github/ccamlr_soe_fisheries/output/figurescharts_area-28.png" id="103" name="Picture"/>
                     <pic:cNvPicPr>
                       <a:picLocks noChangeArrowheads="1" noChangeAspect="1"/>
                     </pic:cNvPicPr>
@@ -1208,7 +1208,7 @@
               <a:graphicData uri="http://schemas.openxmlformats.org/drawingml/2006/picture">
                 <pic:pic>
                   <pic:nvPicPr>
-                    <pic:cNvPr descr="C:/Users/ANTNZDEV/michaelmeredythyoung/data_processing/nzaea/figurescharts_area-29.png" id="106" name="Picture"/>
+                    <pic:cNvPr descr="C:/Users/ANTNZDEV/michaelmeredythyoung/github/ccamlr_soe_fisheries/output/figurescharts_area-29.png" id="106" name="Picture"/>
                     <pic:cNvPicPr>
                       <a:picLocks noChangeArrowheads="1" noChangeAspect="1"/>
                     </pic:cNvPicPr>
@@ -1250,7 +1250,7 @@
               <a:graphicData uri="http://schemas.openxmlformats.org/drawingml/2006/picture">
                 <pic:pic>
                   <pic:nvPicPr>
-                    <pic:cNvPr descr="C:/Users/ANTNZDEV/michaelmeredythyoung/data_processing/nzaea/figurescharts_area-30.png" id="109" name="Picture"/>
+                    <pic:cNvPr descr="C:/Users/ANTNZDEV/michaelmeredythyoung/github/ccamlr_soe_fisheries/output/figurescharts_area-30.png" id="109" name="Picture"/>
                     <pic:cNvPicPr>
                       <a:picLocks noChangeArrowheads="1" noChangeAspect="1"/>
                     </pic:cNvPicPr>
@@ -1292,7 +1292,7 @@
               <a:graphicData uri="http://schemas.openxmlformats.org/drawingml/2006/picture">
                 <pic:pic>
                   <pic:nvPicPr>
-                    <pic:cNvPr descr="C:/Users/ANTNZDEV/michaelmeredythyoung/data_processing/nzaea/figurescharts_area-31.png" id="112" name="Picture"/>
+                    <pic:cNvPr descr="C:/Users/ANTNZDEV/michaelmeredythyoung/github/ccamlr_soe_fisheries/output/figurescharts_area-31.png" id="112" name="Picture"/>
                     <pic:cNvPicPr>
                       <a:picLocks noChangeArrowheads="1" noChangeAspect="1"/>
                     </pic:cNvPicPr>
@@ -1334,7 +1334,7 @@
               <a:graphicData uri="http://schemas.openxmlformats.org/drawingml/2006/picture">
                 <pic:pic>
                   <pic:nvPicPr>
-                    <pic:cNvPr descr="C:/Users/ANTNZDEV/michaelmeredythyoung/data_processing/nzaea/figurescharts_area-32.png" id="115" name="Picture"/>
+                    <pic:cNvPr descr="C:/Users/ANTNZDEV/michaelmeredythyoung/github/ccamlr_soe_fisheries/output/figurescharts_area-32.png" id="115" name="Picture"/>
                     <pic:cNvPicPr>
                       <a:picLocks noChangeArrowheads="1" noChangeAspect="1"/>
                     </pic:cNvPicPr>
@@ -1376,7 +1376,7 @@
               <a:graphicData uri="http://schemas.openxmlformats.org/drawingml/2006/picture">
                 <pic:pic>
                   <pic:nvPicPr>
-                    <pic:cNvPr descr="C:/Users/ANTNZDEV/michaelmeredythyoung/data_processing/nzaea/figurescharts_area-33.png" id="118" name="Picture"/>
+                    <pic:cNvPr descr="C:/Users/ANTNZDEV/michaelmeredythyoung/github/ccamlr_soe_fisheries/output/figurescharts_area-33.png" id="118" name="Picture"/>
                     <pic:cNvPicPr>
                       <a:picLocks noChangeArrowheads="1" noChangeAspect="1"/>
                     </pic:cNvPicPr>
@@ -1418,7 +1418,7 @@
               <a:graphicData uri="http://schemas.openxmlformats.org/drawingml/2006/picture">
                 <pic:pic>
                   <pic:nvPicPr>
-                    <pic:cNvPr descr="C:/Users/ANTNZDEV/michaelmeredythyoung/data_processing/nzaea/figurescharts_area-34.png" id="121" name="Picture"/>
+                    <pic:cNvPr descr="C:/Users/ANTNZDEV/michaelmeredythyoung/github/ccamlr_soe_fisheries/output/figurescharts_area-34.png" id="121" name="Picture"/>
                     <pic:cNvPicPr>
                       <a:picLocks noChangeArrowheads="1" noChangeAspect="1"/>
                     </pic:cNvPicPr>
@@ -1460,7 +1460,7 @@
               <a:graphicData uri="http://schemas.openxmlformats.org/drawingml/2006/picture">
                 <pic:pic>
                   <pic:nvPicPr>
-                    <pic:cNvPr descr="C:/Users/ANTNZDEV/michaelmeredythyoung/data_processing/nzaea/figurescharts_area-35.png" id="124" name="Picture"/>
+                    <pic:cNvPr descr="C:/Users/ANTNZDEV/michaelmeredythyoung/github/ccamlr_soe_fisheries/output/figurescharts_area-35.png" id="124" name="Picture"/>
                     <pic:cNvPicPr>
                       <a:picLocks noChangeArrowheads="1" noChangeAspect="1"/>
                     </pic:cNvPicPr>
@@ -1502,7 +1502,7 @@
               <a:graphicData uri="http://schemas.openxmlformats.org/drawingml/2006/picture">
                 <pic:pic>
                   <pic:nvPicPr>
-                    <pic:cNvPr descr="C:/Users/ANTNZDEV/michaelmeredythyoung/data_processing/nzaea/figurescharts_area-36.png" id="127" name="Picture"/>
+                    <pic:cNvPr descr="C:/Users/ANTNZDEV/michaelmeredythyoung/github/ccamlr_soe_fisheries/output/figurescharts_area-36.png" id="127" name="Picture"/>
                     <pic:cNvPicPr>
                       <a:picLocks noChangeArrowheads="1" noChangeAspect="1"/>
                     </pic:cNvPicPr>
@@ -1544,7 +1544,7 @@
               <a:graphicData uri="http://schemas.openxmlformats.org/drawingml/2006/picture">
                 <pic:pic>
                   <pic:nvPicPr>
-                    <pic:cNvPr descr="C:/Users/ANTNZDEV/michaelmeredythyoung/data_processing/nzaea/figurescharts_area-37.png" id="130" name="Picture"/>
+                    <pic:cNvPr descr="C:/Users/ANTNZDEV/michaelmeredythyoung/github/ccamlr_soe_fisheries/output/figurescharts_area-37.png" id="130" name="Picture"/>
                     <pic:cNvPicPr>
                       <a:picLocks noChangeArrowheads="1" noChangeAspect="1"/>
                     </pic:cNvPicPr>
@@ -1586,7 +1586,7 @@
               <a:graphicData uri="http://schemas.openxmlformats.org/drawingml/2006/picture">
                 <pic:pic>
                   <pic:nvPicPr>
-                    <pic:cNvPr descr="C:/Users/ANTNZDEV/michaelmeredythyoung/data_processing/nzaea/figurescharts_area-38.png" id="133" name="Picture"/>
+                    <pic:cNvPr descr="C:/Users/ANTNZDEV/michaelmeredythyoung/github/ccamlr_soe_fisheries/output/figurescharts_area-38.png" id="133" name="Picture"/>
                     <pic:cNvPicPr>
                       <a:picLocks noChangeArrowheads="1" noChangeAspect="1"/>
                     </pic:cNvPicPr>
@@ -1628,7 +1628,7 @@
               <a:graphicData uri="http://schemas.openxmlformats.org/drawingml/2006/picture">
                 <pic:pic>
                   <pic:nvPicPr>
-                    <pic:cNvPr descr="C:/Users/ANTNZDEV/michaelmeredythyoung/data_processing/nzaea/figurescharts_area-39.png" id="136" name="Picture"/>
+                    <pic:cNvPr descr="C:/Users/ANTNZDEV/michaelmeredythyoung/github/ccamlr_soe_fisheries/output/figurescharts_area-39.png" id="136" name="Picture"/>
                     <pic:cNvPicPr>
                       <a:picLocks noChangeArrowheads="1" noChangeAspect="1"/>
                     </pic:cNvPicPr>
@@ -1670,7 +1670,7 @@
               <a:graphicData uri="http://schemas.openxmlformats.org/drawingml/2006/picture">
                 <pic:pic>
                   <pic:nvPicPr>
-                    <pic:cNvPr descr="C:/Users/ANTNZDEV/michaelmeredythyoung/data_processing/nzaea/figurescharts_area-40.png" id="139" name="Picture"/>
+                    <pic:cNvPr descr="C:/Users/ANTNZDEV/michaelmeredythyoung/github/ccamlr_soe_fisheries/output/figurescharts_area-40.png" id="139" name="Picture"/>
                     <pic:cNvPicPr>
                       <a:picLocks noChangeArrowheads="1" noChangeAspect="1"/>
                     </pic:cNvPicPr>
@@ -1712,7 +1712,7 @@
               <a:graphicData uri="http://schemas.openxmlformats.org/drawingml/2006/picture">
                 <pic:pic>
                   <pic:nvPicPr>
-                    <pic:cNvPr descr="C:/Users/ANTNZDEV/michaelmeredythyoung/data_processing/nzaea/figurescharts_area-41.png" id="142" name="Picture"/>
+                    <pic:cNvPr descr="C:/Users/ANTNZDEV/michaelmeredythyoung/github/ccamlr_soe_fisheries/output/figurescharts_area-41.png" id="142" name="Picture"/>
                     <pic:cNvPicPr>
                       <a:picLocks noChangeArrowheads="1" noChangeAspect="1"/>
                     </pic:cNvPicPr>
@@ -1754,7 +1754,7 @@
               <a:graphicData uri="http://schemas.openxmlformats.org/drawingml/2006/picture">
                 <pic:pic>
                   <pic:nvPicPr>
-                    <pic:cNvPr descr="C:/Users/ANTNZDEV/michaelmeredythyoung/data_processing/nzaea/figurescharts_area-42.png" id="145" name="Picture"/>
+                    <pic:cNvPr descr="C:/Users/ANTNZDEV/michaelmeredythyoung/github/ccamlr_soe_fisheries/output/figurescharts_area-42.png" id="145" name="Picture"/>
                     <pic:cNvPicPr>
                       <a:picLocks noChangeArrowheads="1" noChangeAspect="1"/>
                     </pic:cNvPicPr>
@@ -1796,7 +1796,7 @@
               <a:graphicData uri="http://schemas.openxmlformats.org/drawingml/2006/picture">
                 <pic:pic>
                   <pic:nvPicPr>
-                    <pic:cNvPr descr="C:/Users/ANTNZDEV/michaelmeredythyoung/data_processing/nzaea/figurescharts_area-43.png" id="148" name="Picture"/>
+                    <pic:cNvPr descr="C:/Users/ANTNZDEV/michaelmeredythyoung/github/ccamlr_soe_fisheries/output/figurescharts_area-43.png" id="148" name="Picture"/>
                     <pic:cNvPicPr>
                       <a:picLocks noChangeArrowheads="1" noChangeAspect="1"/>
                     </pic:cNvPicPr>
@@ -1838,7 +1838,7 @@
               <a:graphicData uri="http://schemas.openxmlformats.org/drawingml/2006/picture">
                 <pic:pic>
                   <pic:nvPicPr>
-                    <pic:cNvPr descr="C:/Users/ANTNZDEV/michaelmeredythyoung/data_processing/nzaea/figurescharts_area-44.png" id="151" name="Picture"/>
+                    <pic:cNvPr descr="C:/Users/ANTNZDEV/michaelmeredythyoung/github/ccamlr_soe_fisheries/output/figurescharts_area-44.png" id="151" name="Picture"/>
                     <pic:cNvPicPr>
                       <a:picLocks noChangeArrowheads="1" noChangeAspect="1"/>
                     </pic:cNvPicPr>
@@ -1880,7 +1880,7 @@
               <a:graphicData uri="http://schemas.openxmlformats.org/drawingml/2006/picture">
                 <pic:pic>
                   <pic:nvPicPr>
-                    <pic:cNvPr descr="C:/Users/ANTNZDEV/michaelmeredythyoung/data_processing/nzaea/figurescharts_area-45.png" id="154" name="Picture"/>
+                    <pic:cNvPr descr="C:/Users/ANTNZDEV/michaelmeredythyoung/github/ccamlr_soe_fisheries/output/figurescharts_area-45.png" id="154" name="Picture"/>
                     <pic:cNvPicPr>
                       <a:picLocks noChangeArrowheads="1" noChangeAspect="1"/>
                     </pic:cNvPicPr>
@@ -1922,7 +1922,7 @@
               <a:graphicData uri="http://schemas.openxmlformats.org/drawingml/2006/picture">
                 <pic:pic>
                   <pic:nvPicPr>
-                    <pic:cNvPr descr="C:/Users/ANTNZDEV/michaelmeredythyoung/data_processing/nzaea/figurescharts_area-46.png" id="157" name="Picture"/>
+                    <pic:cNvPr descr="C:/Users/ANTNZDEV/michaelmeredythyoung/github/ccamlr_soe_fisheries/output/figurescharts_area-46.png" id="157" name="Picture"/>
                     <pic:cNvPicPr>
                       <a:picLocks noChangeArrowheads="1" noChangeAspect="1"/>
                     </pic:cNvPicPr>
@@ -1964,7 +1964,7 @@
               <a:graphicData uri="http://schemas.openxmlformats.org/drawingml/2006/picture">
                 <pic:pic>
                   <pic:nvPicPr>
-                    <pic:cNvPr descr="C:/Users/ANTNZDEV/michaelmeredythyoung/data_processing/nzaea/figurescharts_area-47.png" id="160" name="Picture"/>
+                    <pic:cNvPr descr="C:/Users/ANTNZDEV/michaelmeredythyoung/github/ccamlr_soe_fisheries/output/figurescharts_area-47.png" id="160" name="Picture"/>
                     <pic:cNvPicPr>
                       <a:picLocks noChangeArrowheads="1" noChangeAspect="1"/>
                     </pic:cNvPicPr>
@@ -2006,7 +2006,7 @@
               <a:graphicData uri="http://schemas.openxmlformats.org/drawingml/2006/picture">
                 <pic:pic>
                   <pic:nvPicPr>
-                    <pic:cNvPr descr="C:/Users/ANTNZDEV/michaelmeredythyoung/data_processing/nzaea/figurescharts_area-48.png" id="163" name="Picture"/>
+                    <pic:cNvPr descr="C:/Users/ANTNZDEV/michaelmeredythyoung/github/ccamlr_soe_fisheries/output/figurescharts_area-48.png" id="163" name="Picture"/>
                     <pic:cNvPicPr>
                       <a:picLocks noChangeArrowheads="1" noChangeAspect="1"/>
                     </pic:cNvPicPr>
@@ -2048,7 +2048,7 @@
               <a:graphicData uri="http://schemas.openxmlformats.org/drawingml/2006/picture">
                 <pic:pic>
                   <pic:nvPicPr>
-                    <pic:cNvPr descr="C:/Users/ANTNZDEV/michaelmeredythyoung/data_processing/nzaea/figurescharts_area-49.png" id="166" name="Picture"/>
+                    <pic:cNvPr descr="C:/Users/ANTNZDEV/michaelmeredythyoung/github/ccamlr_soe_fisheries/output/figurescharts_area-49.png" id="166" name="Picture"/>
                     <pic:cNvPicPr>
                       <a:picLocks noChangeArrowheads="1" noChangeAspect="1"/>
                     </pic:cNvPicPr>
@@ -2090,7 +2090,7 @@
               <a:graphicData uri="http://schemas.openxmlformats.org/drawingml/2006/picture">
                 <pic:pic>
                   <pic:nvPicPr>
-                    <pic:cNvPr descr="C:/Users/ANTNZDEV/michaelmeredythyoung/data_processing/nzaea/figurescharts_area-50.png" id="169" name="Picture"/>
+                    <pic:cNvPr descr="C:/Users/ANTNZDEV/michaelmeredythyoung/github/ccamlr_soe_fisheries/output/figurescharts_area-50.png" id="169" name="Picture"/>
                     <pic:cNvPicPr>
                       <a:picLocks noChangeArrowheads="1" noChangeAspect="1"/>
                     </pic:cNvPicPr>
@@ -2132,7 +2132,7 @@
               <a:graphicData uri="http://schemas.openxmlformats.org/drawingml/2006/picture">
                 <pic:pic>
                   <pic:nvPicPr>
-                    <pic:cNvPr descr="C:/Users/ANTNZDEV/michaelmeredythyoung/data_processing/nzaea/figurescharts_area-51.png" id="172" name="Picture"/>
+                    <pic:cNvPr descr="C:/Users/ANTNZDEV/michaelmeredythyoung/github/ccamlr_soe_fisheries/output/figurescharts_area-51.png" id="172" name="Picture"/>
                     <pic:cNvPicPr>
                       <a:picLocks noChangeArrowheads="1" noChangeAspect="1"/>
                     </pic:cNvPicPr>
